--- a/policies/build/chapters_v2/MOM/HCO_MOM_1_v2_REWRITE_DRAFT.docx
+++ b/policies/build/chapters_v2/MOM/HCO_MOM_1_v2_REWRITE_DRAFT.docx
@@ -316,6 +316,10 @@
     </w:p>
     <w:p>
       <w:pPr>
+        <w:numPr>
+          <w:ilvl w:val="0"/>
+          <w:numId w:val="12"/>
+        </w:numPr>
         <w:pStyle w:val="ListNumber"/>
       </w:pPr>
       <w:r>
@@ -324,6 +328,10 @@
     </w:p>
     <w:p>
       <w:pPr>
+        <w:numPr>
+          <w:ilvl w:val="0"/>
+          <w:numId w:val="12"/>
+        </w:numPr>
         <w:pStyle w:val="ListNumber"/>
       </w:pPr>
       <w:r>
@@ -332,6 +340,10 @@
     </w:p>
     <w:p>
       <w:pPr>
+        <w:numPr>
+          <w:ilvl w:val="0"/>
+          <w:numId w:val="12"/>
+        </w:numPr>
         <w:pStyle w:val="ListNumber"/>
       </w:pPr>
       <w:r>
@@ -340,6 +352,10 @@
     </w:p>
     <w:p>
       <w:pPr>
+        <w:numPr>
+          <w:ilvl w:val="0"/>
+          <w:numId w:val="12"/>
+        </w:numPr>
         <w:pStyle w:val="ListNumber"/>
       </w:pPr>
       <w:r>
@@ -348,6 +364,10 @@
     </w:p>
     <w:p>
       <w:pPr>
+        <w:numPr>
+          <w:ilvl w:val="0"/>
+          <w:numId w:val="12"/>
+        </w:numPr>
         <w:pStyle w:val="ListNumber"/>
       </w:pPr>
       <w:r>
@@ -1364,6 +1384,10 @@
     </w:p>
     <w:p>
       <w:pPr>
+        <w:numPr>
+          <w:ilvl w:val="0"/>
+          <w:numId w:val="13"/>
+        </w:numPr>
         <w:pStyle w:val="ListNumber"/>
       </w:pPr>
       <w:r>
@@ -1372,6 +1396,10 @@
     </w:p>
     <w:p>
       <w:pPr>
+        <w:numPr>
+          <w:ilvl w:val="0"/>
+          <w:numId w:val="13"/>
+        </w:numPr>
         <w:pStyle w:val="ListNumber"/>
       </w:pPr>
       <w:r>
@@ -1380,6 +1408,10 @@
     </w:p>
     <w:p>
       <w:pPr>
+        <w:numPr>
+          <w:ilvl w:val="0"/>
+          <w:numId w:val="13"/>
+        </w:numPr>
         <w:pStyle w:val="ListNumber"/>
       </w:pPr>
       <w:r>
@@ -1396,6 +1428,10 @@
     </w:p>
     <w:p>
       <w:pPr>
+        <w:numPr>
+          <w:ilvl w:val="0"/>
+          <w:numId w:val="14"/>
+        </w:numPr>
         <w:pStyle w:val="ListNumber"/>
       </w:pPr>
       <w:r>
@@ -1404,6 +1440,10 @@
     </w:p>
     <w:p>
       <w:pPr>
+        <w:numPr>
+          <w:ilvl w:val="0"/>
+          <w:numId w:val="14"/>
+        </w:numPr>
         <w:pStyle w:val="ListNumber"/>
       </w:pPr>
       <w:r>
@@ -1412,6 +1452,10 @@
     </w:p>
     <w:p>
       <w:pPr>
+        <w:numPr>
+          <w:ilvl w:val="0"/>
+          <w:numId w:val="14"/>
+        </w:numPr>
         <w:pStyle w:val="ListNumber"/>
       </w:pPr>
       <w:r>
@@ -1428,6 +1472,10 @@
     </w:p>
     <w:p>
       <w:pPr>
+        <w:numPr>
+          <w:ilvl w:val="0"/>
+          <w:numId w:val="15"/>
+        </w:numPr>
         <w:pStyle w:val="ListNumber"/>
       </w:pPr>
       <w:r>
@@ -1436,6 +1484,10 @@
     </w:p>
     <w:p>
       <w:pPr>
+        <w:numPr>
+          <w:ilvl w:val="0"/>
+          <w:numId w:val="15"/>
+        </w:numPr>
         <w:pStyle w:val="ListNumber"/>
       </w:pPr>
       <w:r>
@@ -1452,6 +1504,10 @@
     </w:p>
     <w:p>
       <w:pPr>
+        <w:numPr>
+          <w:ilvl w:val="0"/>
+          <w:numId w:val="16"/>
+        </w:numPr>
         <w:pStyle w:val="ListNumber"/>
       </w:pPr>
       <w:r>
@@ -1460,6 +1516,10 @@
     </w:p>
     <w:p>
       <w:pPr>
+        <w:numPr>
+          <w:ilvl w:val="0"/>
+          <w:numId w:val="16"/>
+        </w:numPr>
         <w:pStyle w:val="ListNumber"/>
       </w:pPr>
       <w:r>
@@ -1476,6 +1536,10 @@
     </w:p>
     <w:p>
       <w:pPr>
+        <w:numPr>
+          <w:ilvl w:val="0"/>
+          <w:numId w:val="17"/>
+        </w:numPr>
         <w:pStyle w:val="ListNumber"/>
       </w:pPr>
       <w:r>
@@ -1484,6 +1548,10 @@
     </w:p>
     <w:p>
       <w:pPr>
+        <w:numPr>
+          <w:ilvl w:val="0"/>
+          <w:numId w:val="17"/>
+        </w:numPr>
         <w:pStyle w:val="ListNumber"/>
       </w:pPr>
       <w:r>
@@ -1492,6 +1560,10 @@
     </w:p>
     <w:p>
       <w:pPr>
+        <w:numPr>
+          <w:ilvl w:val="0"/>
+          <w:numId w:val="17"/>
+        </w:numPr>
         <w:pStyle w:val="ListNumber"/>
       </w:pPr>
       <w:r>
@@ -1500,6 +1572,10 @@
     </w:p>
     <w:p>
       <w:pPr>
+        <w:numPr>
+          <w:ilvl w:val="0"/>
+          <w:numId w:val="17"/>
+        </w:numPr>
         <w:pStyle w:val="ListNumber"/>
       </w:pPr>
       <w:r>
@@ -1518,7 +1594,7 @@
       <w:pPr>
         <w:numPr>
           <w:ilvl w:val="0"/>
-          <w:numId w:val="10"/>
+          <w:numId w:val="18"/>
         </w:numPr>
         <w:pStyle w:val="ListNumber"/>
       </w:pPr>
@@ -1775,6 +1851,54 @@
     <w:abstractNumId w:val="0"/>
   </w:num>
   <w:num w:numId="10">
+    <w:abstractNumId w:val="7"/>
+    <w:lvlOverride w:ilvl="0">
+      <w:startOverride w:val="1"/>
+    </w:lvlOverride>
+  </w:num>
+  <w:num w:numId="11">
+    <w:abstractNumId w:val="7"/>
+    <w:lvlOverride w:ilvl="0">
+      <w:startOverride w:val="1"/>
+    </w:lvlOverride>
+  </w:num>
+  <w:num w:numId="12">
+    <w:abstractNumId w:val="7"/>
+    <w:lvlOverride w:ilvl="0">
+      <w:startOverride w:val="1"/>
+    </w:lvlOverride>
+  </w:num>
+  <w:num w:numId="13">
+    <w:abstractNumId w:val="7"/>
+    <w:lvlOverride w:ilvl="0">
+      <w:startOverride w:val="1"/>
+    </w:lvlOverride>
+  </w:num>
+  <w:num w:numId="14">
+    <w:abstractNumId w:val="7"/>
+    <w:lvlOverride w:ilvl="0">
+      <w:startOverride w:val="1"/>
+    </w:lvlOverride>
+  </w:num>
+  <w:num w:numId="15">
+    <w:abstractNumId w:val="7"/>
+    <w:lvlOverride w:ilvl="0">
+      <w:startOverride w:val="1"/>
+    </w:lvlOverride>
+  </w:num>
+  <w:num w:numId="16">
+    <w:abstractNumId w:val="7"/>
+    <w:lvlOverride w:ilvl="0">
+      <w:startOverride w:val="1"/>
+    </w:lvlOverride>
+  </w:num>
+  <w:num w:numId="17">
+    <w:abstractNumId w:val="7"/>
+    <w:lvlOverride w:ilvl="0">
+      <w:startOverride w:val="1"/>
+    </w:lvlOverride>
+  </w:num>
+  <w:num w:numId="18">
     <w:abstractNumId w:val="7"/>
     <w:lvlOverride w:ilvl="0">
       <w:startOverride w:val="1"/>

--- a/policies/build/chapters_v2/MOM/HCO_MOM_1_v2_REWRITE_DRAFT.docx
+++ b/policies/build/chapters_v2/MOM/HCO_MOM_1_v2_REWRITE_DRAFT.docx
@@ -1637,7 +1637,7 @@
         <w:pStyle w:val="Normal"/>
       </w:pPr>
       <w:r>
-        <w:t>This document is not issued by, endorsed by, or affiliated with NABH, the World Health Organization, the National Centre for Disease Control, the Food Safety and Standards Authority of India, any Pollution Control Board, or any other body named in it. Wording is original; no text has been reproduced from the standards, rules or guidelines referenced.</w:t>
+        <w:t>This document is not issued by, endorsed by, or affiliated with NABH or any other body named in it. Wording is original; no text has been reproduced from the standards, rules or guidelines referenced.</w:t>
       </w:r>
     </w:p>
     <w:sectPr>
